--- a/site/files/Phase-Protocol-207-The Quinn   Toroidal Extinguisher - Shoot the Slow Fall (Handheld CO2-Helium Vortex-Ring Suppression, Partial Gravity)- Gemini Protocols.docx
+++ b/site/files/Phase-Protocol-207-The Quinn   Toroidal Extinguisher - Shoot the Slow Fall (Handheld CO2-Helium Vortex-Ring Suppression, Partial Gravity)- Gemini Protocols.docx
@@ -474,7 +474,7 @@
           <w:color w:val="1A1A1A"/>
           <w:szCs w:val="22"/>
         </w:rPr>
-        <w:t>The opening question was put to the audit directly — can you mix CO2 and helium? — and the answer is affirmed without reservation: yes, completely miscible, no reaction, and the pairing is not even exotic — every CO2 laser on Earth runs on a helium-CO2-nitrogen mix, recorded here under the recognition doctrine as the gases' own prior art. The density dial is arithmetic, and it is beautiful: at standard conditions CO2 runs 1.98 kg/m³, helium 0.178, air 1.29 — so the blend is a continuous tuner. 65% CO2 / 35% He gives ≈1.35 kg/m³, just denser than air: a slow fall in Earth gravity and a gentle, patient sink on the Moon. 50/50 gives ≈1.08, near-neutral buoyancy: hang time. 35/65 gives ≈0.81: a ring that rises to a ceiling fire. The extinguisher does not have one behavior — it has a dial, and the dial is the mix. The launch mechanism is affirmed as proven physics: a toroidal vortex ring is a self-stabilizing structure that travels coherent over distance instead of blooming and dispersing — that is why vortex cannons throw visible rings across rooms and why the file's own Phase 76 trusted the form with plasma. His own trade-off is affirmed exactly as stated: pure helium would fly less far (a light ring carries less momentum) and would climb; the mix keeps the ring's mass for throw while the ratio keeps the fall slow. The partial-gravity bonus is affirmed and quantified: settling velocity scales with g, so the Moon hands the design a sixfold slow-fall for free before the helium even enters the tank — "slow fall would be great" is the lunar default, tuned to taste. And one honest addition from the audit, flagged as the audit's observation and not the Author's claim: the helium is better than ballast — helium's thermal conductivity runs roughly six times that of air, so every helium molecule in the ring is also a heat thief, pulling energy out of the flame zone while the CO2 fraction starves it of oxygen. Dual-action chemistry from a mix he specified for buoyancy — the bench may find that ratio was doing two jobs all along. Recognition doctrine, recorded: vortex-ring launchers are known devices (air cannons, demonstration toys, and the file's own Phases 76 and 11 as direct ancestors); what is new here is the density-tuned extinguishing mix and the handheld partial-gravity suppression tool built on it — claimed as the assembly, not the ring. SAFETY FLAG, per doctrine, never silent: CO2 and helium are both asphyxiant gases, and a tool that floods a crew volume with inert gas invokes the file's own bulkhead law — the extinguisher and the breather belong together. GK3 units may operate it freely, having no lungs; human crews operate it under the pairing doctrine, and the charge size per trigger pull is a bench number set against compartment volume, not a guess. Bench knobs recorded as open: mix ratio, ring velocity, nozzle diameter, charge pressure, shots per charge.</w:t>
+        <w:t>The opening question was put to the audit directly — can you mix CO2 and helium? — and the answer is affirmed without reservation: yes, completely miscible, no reaction, and the pairing is not even exotic — every CO2 laser on Earth runs on a helium-CO2-nitrogen mix, recorded here under the recognition doctrine as the gases' own prior art. The density dial is arithmetic, and it is beautiful: at standard conditions CO2 runs 1.98 kg/m³, helium 0.178, air 1.29 — so the blend is a continuous tuner. 65% CO2 / 35% He gives ≈1.35 kg/m³, just denser than air: a slow fall in Earth gravity and a gentle, patient sink on the Moon. 50/50 gives ≈1.08, near-neutral buoyancy: hang time. 35/65 gives ≈0.81: a ring that rises to a ceiling fire. The extinguisher does not have one behavior — it has a dial, and the dial is the mix. The launch mechanism is affirmed as proven physics: a toroidal vortex ring is a self-stabilizing structure that travels coherent over distance instead of blooming and dispersing — that is why vortex cannons throw visible rings across rooms and why the file's own Phase 76 trusted the form with plasma. His own trade-off is affirmed exactly as stated: pure helium would fly less far (a light ring carries less momentum) and would climb; the mix keeps the ring's mass for throw while the ratio keeps the fall slow. The partial-gravity bonus is affirmed and quantified: settling velocity scales with the square root of g, so the Moon hands the design a two-and-a-half-fold slow-fall for free before the helium even enters the tank — "slow fall would be great" is the lunar default, tuned to taste. And one honest addition from the audit, flagged as the audit's observation and not the Author's claim: the helium is better than ballast — helium's thermal conductivity runs roughly six times that of air, so every helium molecule in the ring is also a heat thief, pulling energy out of the flame zone while the CO2 fraction starves it of oxygen. Dual-action chemistry from a mix he specified for buoyancy — the bench may find that ratio was doing two jobs all along. Recognition doctrine, recorded: vortex-ring launchers are known devices (air cannons, demonstration toys, and the file's own Phases 76 and 11 as direct ancestors); what is new here is the density-tuned extinguishing mix and the handheld partial-gravity suppression tool built on it — claimed as the assembly, not the ring. SAFETY FLAG, per doctrine, never silent: CO2 and helium are both asphyxiant gases, and a tool that floods a crew volume with inert gas invokes the file's own bulkhead law — the extinguisher and the breather belong together. GK3 units may operate it freely, having no lungs; human crews operate it under the pairing doctrine, and the charge size per trigger pull is a bench number set against compartment volume, not a guess. Bench knobs recorded as open: mix ratio, ring velocity, nozzle diameter, charge pressure, shots per charge.</w:t>
       </w:r>
     </w:p>
     <w:p>
@@ -1722,7 +1722,7 @@
         <w:rPr>
           <w:sz w:val="22"/>
         </w:rPr>
-        <w:t xml:space="preserve">THE SLOW-FALL MECHANIC IS THE PARTIAL-GRAVITY RE-DERIVATION, AFFIRMED AS THE RIGHT PROBLEM: settling speed scales with g, so the Moon slows the crawl and orbit kills it; the mix ratio trims what gravity no longer sets — the master explicitly re-derives rather than imports, and the vet flagged exactly that as correct.</w:t>
+        <w:t>THE SLOW-FALL MECHANIC IS THE PARTIAL-GRAVITY RE-DERIVATION, AFFIRMED AS THE RIGHT PROBLEM: settling speed scales with the square root of g, so the Moon slows the crawl two-and-a-half-fold and orbit kills it; the mix ratio trims what gravity no longer sets — the master explicitly re-derives rather than imports, and the vet flagged exactly that as correct.</w:t>
       </w:r>
     </w:p>
     <w:p>
